--- a/Results/neonates_results.docx
+++ b/Results/neonates_results.docx
@@ -472,7 +472,7 @@
                 <w:szCs w:val="22"/>
                 <w:color w:val="000000"/>
               </w:rPr>
-              <w:t xml:space="preserve">3433.8408</w:t>
+              <w:t xml:space="preserve">3433.7424</w:t>
             </w:r>
           </w:p>
         </w:tc>
@@ -642,7 +642,7 @@
                 <w:szCs w:val="22"/>
                 <w:color w:val="000000"/>
               </w:rPr>
-              <w:t xml:space="preserve">82.0532</w:t>
+              <w:t xml:space="preserve">81.0674</w:t>
             </w:r>
           </w:p>
         </w:tc>
@@ -812,7 +812,7 @@
                 <w:szCs w:val="22"/>
                 <w:color w:val="000000"/>
               </w:rPr>
-              <w:t xml:space="preserve">1.6827</w:t>
+              <w:t xml:space="preserve">1.6877</w:t>
             </w:r>
           </w:p>
         </w:tc>
@@ -982,7 +982,7 @@
                 <w:szCs w:val="22"/>
                 <w:color w:val="000000"/>
               </w:rPr>
-              <w:t xml:space="preserve">0.0718</w:t>
+              <w:t xml:space="preserve">0.0719</w:t>
             </w:r>
           </w:p>
         </w:tc>
@@ -1152,7 +1152,7 @@
                 <w:szCs w:val="22"/>
                 <w:color w:val="000000"/>
               </w:rPr>
-              <w:t xml:space="preserve">1.0137</w:t>
+              <w:t xml:space="preserve">1.0156</w:t>
             </w:r>
           </w:p>
         </w:tc>
@@ -1492,7 +1492,7 @@
                 <w:szCs w:val="22"/>
                 <w:color w:val="000000"/>
               </w:rPr>
-              <w:t xml:space="preserve">0.0916</w:t>
+              <w:t xml:space="preserve">0.0915</w:t>
             </w:r>
           </w:p>
         </w:tc>
@@ -1662,7 +1662,7 @@
                 <w:szCs w:val="22"/>
                 <w:color w:val="000000"/>
               </w:rPr>
-              <w:t xml:space="preserve">1.8922</w:t>
+              <w:t xml:space="preserve">1.8948</w:t>
             </w:r>
           </w:p>
         </w:tc>
@@ -1832,7 +1832,7 @@
                 <w:szCs w:val="22"/>
                 <w:color w:val="000000"/>
               </w:rPr>
-              <w:t xml:space="preserve">3.6418</w:t>
+              <w:t xml:space="preserve">3.9408</w:t>
             </w:r>
           </w:p>
         </w:tc>
@@ -2002,7 +2002,7 @@
                 <w:szCs w:val="22"/>
                 <w:color w:val="000000"/>
               </w:rPr>
-              <w:t xml:space="preserve">0.1709</w:t>
+              <w:t xml:space="preserve">0.1732</w:t>
             </w:r>
           </w:p>
         </w:tc>
@@ -2172,7 +2172,7 @@
                 <w:szCs w:val="22"/>
                 <w:color w:val="000000"/>
               </w:rPr>
-              <w:t xml:space="preserve">0.3455</w:t>
+              <w:t xml:space="preserve">0.3373</w:t>
             </w:r>
           </w:p>
         </w:tc>
@@ -2342,7 +2342,7 @@
                 <w:szCs w:val="22"/>
                 <w:color w:val="000000"/>
               </w:rPr>
-              <w:t xml:space="preserve">0.1880</w:t>
+              <w:t xml:space="preserve">0.1737</w:t>
             </w:r>
           </w:p>
         </w:tc>
@@ -2682,7 +2682,7 @@
                 <w:szCs w:val="22"/>
                 <w:color w:val="000000"/>
               </w:rPr>
-              <w:t xml:space="preserve">0.1548</w:t>
+              <w:t xml:space="preserve">0.1268</w:t>
             </w:r>
           </w:p>
         </w:tc>
@@ -2852,7 +2852,7 @@
                 <w:szCs w:val="22"/>
                 <w:color w:val="000000"/>
               </w:rPr>
-              <w:t xml:space="preserve">0.1000</w:t>
+              <w:t xml:space="preserve">0.2184</w:t>
             </w:r>
           </w:p>
         </w:tc>
@@ -3022,7 +3022,7 @@
                 <w:szCs w:val="22"/>
                 <w:color w:val="000000"/>
               </w:rPr>
-              <w:t xml:space="preserve">0.1231</w:t>
+              <w:t xml:space="preserve">0.1035</w:t>
             </w:r>
           </w:p>
         </w:tc>
@@ -3362,7 +3362,7 @@
                 <w:szCs w:val="22"/>
                 <w:color w:val="000000"/>
               </w:rPr>
-              <w:t xml:space="preserve">0.1759</w:t>
+              <w:t xml:space="preserve">0.1813</w:t>
             </w:r>
           </w:p>
         </w:tc>
@@ -3594,7 +3594,7 @@
       </w:tr>
       <w:tr>
         <w:trPr>
-          <w:trHeight w:val="572" w:hRule="auto"/>
+          <w:trHeight w:val="571" w:hRule="auto"/>
         </w:trPr>
         <w:tc>
           <w:tcPr>
@@ -3702,7 +3702,7 @@
                 <w:szCs w:val="22"/>
                 <w:color w:val="000000"/>
               </w:rPr>
-              <w:t xml:space="preserve">30.7881</w:t>
+              <w:t xml:space="preserve">29.7577</w:t>
             </w:r>
           </w:p>
         </w:tc>
@@ -4212,7 +4212,7 @@
                 <w:szCs w:val="22"/>
                 <w:color w:val="000000"/>
               </w:rPr>
-              <w:t xml:space="preserve">12692.04</w:t>
+              <w:t xml:space="preserve">12587.12</w:t>
             </w:r>
           </w:p>
         </w:tc>
@@ -4267,7 +4267,7 @@
                 <w:szCs w:val="22"/>
                 <w:color w:val="000000"/>
               </w:rPr>
-              <w:t xml:space="preserve">12715.11</w:t>
+              <w:t xml:space="preserve">12617.93</w:t>
             </w:r>
           </w:p>
         </w:tc>
@@ -4382,7 +4382,7 @@
                 <w:szCs w:val="22"/>
                 <w:color w:val="000000"/>
               </w:rPr>
-              <w:t xml:space="preserve">12726.04</w:t>
+              <w:t xml:space="preserve">12621.12</w:t>
             </w:r>
           </w:p>
         </w:tc>
@@ -4437,7 +4437,7 @@
                 <w:szCs w:val="22"/>
                 <w:color w:val="000000"/>
               </w:rPr>
-              <w:t xml:space="preserve">12749.11</w:t>
+              <w:t xml:space="preserve">12651.93</w:t>
             </w:r>
           </w:p>
         </w:tc>
@@ -4552,7 +4552,7 @@
                 <w:szCs w:val="22"/>
                 <w:color w:val="000000"/>
               </w:rPr>
-              <w:t xml:space="preserve">12781.15</w:t>
+              <w:t xml:space="preserve">12676.23</w:t>
             </w:r>
           </w:p>
         </w:tc>
@@ -4607,7 +4607,7 @@
                 <w:szCs w:val="22"/>
                 <w:color w:val="000000"/>
               </w:rPr>
-              <w:t xml:space="preserve">12804.22</w:t>
+              <w:t xml:space="preserve">12707.04</w:t>
             </w:r>
           </w:p>
         </w:tc>
@@ -4722,7 +4722,7 @@
                 <w:szCs w:val="22"/>
                 <w:color w:val="000000"/>
               </w:rPr>
-              <w:t xml:space="preserve">12791.83</w:t>
+              <w:t xml:space="preserve">12686.91</w:t>
             </w:r>
           </w:p>
         </w:tc>
@@ -4777,7 +4777,7 @@
                 <w:szCs w:val="22"/>
                 <w:color w:val="000000"/>
               </w:rPr>
-              <w:t xml:space="preserve">12814.90</w:t>
+              <w:t xml:space="preserve">12717.72</w:t>
             </w:r>
           </w:p>
         </w:tc>
